--- a/ru/wisdom-stories/mothers-love.docx
+++ b/ru/wisdom-stories/mothers-love.docx
@@ -4,344 +4,183 @@
   <w:body>
     <w:p>
       <w:pPr>
-        <w:spacing w:before="0" w:after="60"/>
-        <w:jc w:val="left"/>
+        <w:pStyle w:val="Title"/>
       </w:pPr>
       <w:r>
-        <w:rPr>
-          <w:rFonts w:ascii="Arial" w:hAnsi="Arial" w:eastAsia="Arial"/>
-          <w:i w:val="0"/>
-          <w:color w:val="000000"/>
-          <w:sz w:val="52"/>
-        </w:rPr>
         <w:t>Материнская любовь</w:t>
       </w:r>
     </w:p>
     <w:p>
       <w:pPr>
-        <w:jc w:val="left"/>
+        <w:spacing w:after="80"/>
       </w:pPr>
       <w:r>
-        <w:rPr>
-          <w:rFonts w:ascii="Arial" w:hAnsi="Arial" w:eastAsia="Arial"/>
-          <w:i w:val="0"/>
-          <w:color w:val="000000"/>
-          <w:sz w:val="22"/>
-        </w:rPr>
         <w:t>Эрих Фромм</w:t>
       </w:r>
     </w:p>
     <w:p>
       <w:pPr>
-        <w:jc w:val="left"/>
+        <w:spacing w:after="80"/>
       </w:pPr>
       <w:r>
-        <w:rPr>
-          <w:rFonts w:ascii="Arial" w:hAnsi="Arial" w:eastAsia="Arial"/>
-          <w:i w:val="0"/>
-          <w:color w:val="000000"/>
-          <w:sz w:val="22"/>
-        </w:rPr>
         <w:t>Мне один год — я счастлив: мама каждую минуту рядом.</w:t>
       </w:r>
     </w:p>
     <w:p>
       <w:pPr>
-        <w:jc w:val="left"/>
+        <w:spacing w:after="80"/>
       </w:pPr>
       <w:r>
-        <w:rPr>
-          <w:rFonts w:ascii="Arial" w:hAnsi="Arial" w:eastAsia="Arial"/>
-          <w:i w:val="0"/>
-          <w:color w:val="000000"/>
-          <w:sz w:val="22"/>
-        </w:rPr>
         <w:t>Мне два года — мама рядом лишь иногда. Интересно, что происходит?</w:t>
       </w:r>
     </w:p>
     <w:p>
       <w:pPr>
-        <w:jc w:val="left"/>
+        <w:spacing w:after="80"/>
       </w:pPr>
       <w:r>
-        <w:rPr>
-          <w:rFonts w:ascii="Arial" w:hAnsi="Arial" w:eastAsia="Arial"/>
-          <w:i w:val="0"/>
-          <w:color w:val="000000"/>
-          <w:sz w:val="22"/>
-        </w:rPr>
         <w:t>Мне три года — мама на работе, со мной няня.</w:t>
       </w:r>
     </w:p>
     <w:p>
       <w:pPr>
-        <w:jc w:val="left"/>
+        <w:spacing w:after="80"/>
       </w:pPr>
       <w:r>
-        <w:rPr>
-          <w:rFonts w:ascii="Arial" w:hAnsi="Arial" w:eastAsia="Arial"/>
-          <w:i w:val="0"/>
-          <w:color w:val="000000"/>
-          <w:sz w:val="22"/>
-        </w:rPr>
         <w:t>Мне пять лет — мама на совещании, со мной бабушка.</w:t>
       </w:r>
     </w:p>
     <w:p>
       <w:pPr>
-        <w:jc w:val="left"/>
+        <w:spacing w:after="80"/>
       </w:pPr>
       <w:r>
-        <w:rPr>
-          <w:rFonts w:ascii="Arial" w:hAnsi="Arial" w:eastAsia="Arial"/>
-          <w:i w:val="0"/>
-          <w:color w:val="000000"/>
-          <w:sz w:val="22"/>
-        </w:rPr>
         <w:t>Мне семь лет — мама на семинаре, я в школе, рядом учительница.</w:t>
       </w:r>
     </w:p>
     <w:p>
       <w:pPr>
-        <w:jc w:val="left"/>
+        <w:spacing w:after="80"/>
       </w:pPr>
       <w:r>
-        <w:rPr>
-          <w:rFonts w:ascii="Arial" w:hAnsi="Arial" w:eastAsia="Arial"/>
-          <w:i w:val="0"/>
-          <w:color w:val="000000"/>
-          <w:sz w:val="22"/>
-        </w:rPr>
         <w:t>Мне тринадцать — я подросток. Мама по-прежнему вынуждена работать, рядом друзья.</w:t>
       </w:r>
     </w:p>
     <w:p>
       <w:pPr>
-        <w:jc w:val="left"/>
+        <w:spacing w:after="80"/>
       </w:pPr>
       <w:r>
-        <w:rPr>
-          <w:rFonts w:ascii="Arial" w:hAnsi="Arial" w:eastAsia="Arial"/>
-          <w:i w:val="0"/>
-          <w:color w:val="000000"/>
-          <w:sz w:val="22"/>
-        </w:rPr>
         <w:t>Мне семнадцать — мама возвращается с работы уставшей. Я в школе, в классе или в кафе, рядом друзья.</w:t>
       </w:r>
     </w:p>
     <w:p>
       <w:pPr>
-        <w:jc w:val="left"/>
+        <w:spacing w:after="80"/>
       </w:pPr>
       <w:r>
-        <w:rPr>
-          <w:rFonts w:ascii="Arial" w:hAnsi="Arial" w:eastAsia="Arial"/>
-          <w:i w:val="0"/>
-          <w:color w:val="000000"/>
-          <w:sz w:val="22"/>
-        </w:rPr>
         <w:t>Мне двадцать — я молод. Мамы нет дома, зато рядом друзья.</w:t>
       </w:r>
     </w:p>
     <w:p>
       <w:pPr>
-        <w:jc w:val="left"/>
+        <w:spacing w:after="80"/>
       </w:pPr>
       <w:r>
-        <w:rPr>
-          <w:rFonts w:ascii="Arial" w:hAnsi="Arial" w:eastAsia="Arial"/>
-          <w:i w:val="0"/>
-          <w:color w:val="000000"/>
-          <w:sz w:val="22"/>
-        </w:rPr>
         <w:t>Мне двадцать три — я начал работать. Теперь мама дома, а я на работе.</w:t>
       </w:r>
     </w:p>
     <w:p>
-      <w:pPr>
-        <w:jc w:val="left"/>
-      </w:pPr>
+      <w:pPr/>
       <w:r>
-        <w:rPr>
-          <w:rFonts w:ascii="Arial" w:hAnsi="Arial" w:eastAsia="Arial"/>
-          <w:i w:val="0"/>
-          <w:color w:val="000000"/>
-          <w:sz w:val="22"/>
-        </w:rPr>
         <w:t>Мне тридцать — я думаю: когда мы с мамой в последний раз хорошо проводили время вместе? Что-то здесь не так.</w:t>
       </w:r>
     </w:p>
     <w:p>
       <w:pPr>
-        <w:jc w:val="left"/>
+        <w:spacing w:after="80"/>
       </w:pPr>
       <w:r>
-        <w:rPr>
-          <w:rFonts w:ascii="Arial" w:hAnsi="Arial" w:eastAsia="Arial"/>
-          <w:i w:val="0"/>
-          <w:color w:val="000000"/>
-          <w:sz w:val="22"/>
-        </w:rPr>
         <w:t>Мне тридцать пять — я женат. Мама в своём доме, я в своём.</w:t>
       </w:r>
     </w:p>
     <w:p>
       <w:pPr>
-        <w:jc w:val="left"/>
+        <w:spacing w:after="80"/>
       </w:pPr>
       <w:r>
-        <w:rPr>
-          <w:rFonts w:ascii="Arial" w:hAnsi="Arial" w:eastAsia="Arial"/>
-          <w:i w:val="0"/>
-          <w:color w:val="000000"/>
-          <w:sz w:val="22"/>
-        </w:rPr>
         <w:t>Мне сорок — мама ждёт меня так же, как когда-то я ждал её в детстве.</w:t>
       </w:r>
     </w:p>
     <w:p>
-      <w:pPr>
-        <w:jc w:val="left"/>
-      </w:pPr>
+      <w:pPr/>
       <w:r>
-        <w:rPr>
-          <w:rFonts w:ascii="Arial" w:hAnsi="Arial" w:eastAsia="Arial"/>
-          <w:i w:val="0"/>
-          <w:color w:val="000000"/>
-          <w:sz w:val="22"/>
-        </w:rPr>
         <w:t>Мне пятьдесят — я сам постарел, но одно желание не стареет: прижаться сердцем к её сердцу, обнять её и положить голову на её усталые колени.</w:t>
       </w:r>
     </w:p>
     <w:p>
-      <w:pPr>
-        <w:jc w:val="left"/>
-      </w:pPr>
+      <w:pPr/>
       <w:r>
-        <w:rPr>
-          <w:rFonts w:ascii="Arial" w:hAnsi="Arial" w:eastAsia="Arial"/>
-          <w:i w:val="0"/>
-          <w:color w:val="000000"/>
-          <w:sz w:val="22"/>
-        </w:rPr>
         <w:t>Мне пятьдесят пять — теперь рядом со мной всегда другая мать, мать моих детей. А моей мамы уже нет; я живу с тоской по ней.</w:t>
       </w:r>
     </w:p>
     <w:p>
-      <w:pPr>
-        <w:jc w:val="left"/>
-      </w:pPr>
+      <w:pPr/>
       <w:r>
-        <w:rPr>
-          <w:rFonts w:ascii="Arial" w:hAnsi="Arial" w:eastAsia="Arial"/>
-          <w:i w:val="0"/>
-          <w:color w:val="000000"/>
-          <w:sz w:val="22"/>
-        </w:rPr>
-        <w:t>В потоке повседневной жизни одна из самых серьёзных наших ошибок — недостаток времени для детей и близких. Дети — самые драгоценные герои удивительного фильма жизни, который меняется у нас на глазах. Если мы не замечаем, как они растут, ушедшие мгновения уже не вернуть.</w:t>
+        <w:t>Среди повседневных забот мы часто забываем уделять время детям и близким. А дети растут у нас на глазах, и каждое пропущенное мгновение уже не вернуть.</w:t>
       </w:r>
     </w:p>
     <w:p>
-      <w:pPr>
-        <w:jc w:val="left"/>
-      </w:pPr>
+      <w:pPr/>
       <w:r>
-        <w:rPr>
-          <w:rFonts w:ascii="Arial" w:hAnsi="Arial" w:eastAsia="Arial"/>
-          <w:i w:val="0"/>
-          <w:color w:val="000000"/>
-          <w:sz w:val="22"/>
-        </w:rPr>
         <w:t>В жизни нет кнопок «стоп», «пуск», «вперёд» и «назад», способных заново показать прошлые сцены. Пусть понимание этого не придёт слишком поздно.</w:t>
       </w:r>
     </w:p>
     <w:p>
-      <w:pPr>
-        <w:jc w:val="left"/>
-      </w:pPr>
+      <w:pPr/>
       <w:r>
-        <w:rPr>
-          <w:rFonts w:ascii="Arial" w:hAnsi="Arial" w:eastAsia="Arial"/>
-          <w:i w:val="0"/>
-          <w:color w:val="000000"/>
-          <w:sz w:val="22"/>
-        </w:rPr>
         <w:t>Люби ребёнка сегодня. Обними его, возьми за руку и побудь рядом. Не пропусти сегодняшнюю серию: завтра начнётся уже новая сцена его детства.</w:t>
       </w:r>
     </w:p>
     <w:p>
       <w:pPr>
-        <w:jc w:val="left"/>
+        <w:keepNext/>
       </w:pPr>
       <w:r>
-        <w:rPr>
-          <w:rFonts w:ascii="Arial" w:hAnsi="Arial" w:eastAsia="Arial"/>
-          <w:i w:val="0"/>
-          <w:color w:val="000000"/>
-          <w:sz w:val="22"/>
-        </w:rPr>
         <w:t>«Материнская любовь — бескорыстное, защищающее и тёплое убежище. Именно потому, что она бескорыстна, её невозможно получить по принуждению».</w:t>
       </w:r>
     </w:p>
     <w:p>
       <w:pPr>
-        <w:pStyle w:val="Moral"/>
         <w:keepNext/>
         <w:keepLines/>
-        <w:widowControl/>
-        <w:spacing w:before="240" w:after="180" w:line="283" w:lineRule="auto"/>
-        <w:ind w:left="240" w:right="240"/>
-        <w:jc w:val="left"/>
-        <w:pBdr>
-          <w:top w:val="single" w:sz="8" w:space="7" w:color="E8D59A"/>
-          <w:left w:val="single" w:sz="32" w:space="11" w:color="C6A23A"/>
-          <w:bottom w:val="single" w:sz="8" w:space="7" w:color="E8D59A"/>
-          <w:right w:val="single" w:sz="8" w:space="11" w:color="E8D59A"/>
-        </w:pBdr>
-        <w:shd w:val="clear" w:color="auto" w:fill="FFF8E1"/>
+        <w:spacing w:before="160"/>
       </w:pPr>
       <w:r>
         <w:rPr>
-          <w:rFonts w:ascii="Arial" w:hAnsi="Arial" w:eastAsia="Arial" w:cs="Arial"/>
           <w:b/>
-          <w:i w:val="0"/>
-          <w:color w:val="9A7417"/>
-          <w:sz w:val="22"/>
         </w:rPr>
-        <w:t xml:space="preserve">Мораль: </w:t>
+        <w:t>Мораль:</w:t>
       </w:r>
       <w:r>
-        <w:rPr>
-          <w:rFonts w:ascii="Arial" w:hAnsi="Arial" w:eastAsia="Arial" w:cs="Arial"/>
-          <w:b w:val="0"/>
-          <w:i w:val="0"/>
-          <w:color w:val="3F3826"/>
-          <w:sz w:val="22"/>
-        </w:rPr>
-        <w:t>Материнская любовь бескорыстна и незаменима. Уделяйте близким время сегодня, потому что время — самое драгоценное из того, что невозможно вернуть.</w:t>
+        <w:t xml:space="preserve"> Материнская любовь бескорыстна и незаменима. Уделяйте близким время сегодня, потому что время — самое драгоценное из того, что невозможно вернуть.</w:t>
       </w:r>
     </w:p>
     <w:p>
       <w:pPr>
-        <w:keepLines/>
-        <w:widowControl/>
-        <w:spacing w:before="60" w:after="0" w:line="240" w:lineRule="auto"/>
-        <w:jc w:val="right"/>
+        <w:spacing w:after="80"/>
       </w:pPr>
       <w:r>
         <w:rPr>
-          <w:rFonts w:ascii="Arial" w:hAnsi="Arial" w:eastAsia="Arial" w:cs="Arial"/>
-          <w:b w:val="0"/>
           <w:i/>
-          <w:color w:val="8A7950"/>
-          <w:sz w:val="17"/>
+          <w:sz w:val="18"/>
         </w:rPr>
         <w:t>«История взята из открытых источников Интернета.»</w:t>
       </w:r>
     </w:p>
     <w:sectPr>
-      <w:pgSz w:w="12240" w:h="15840"/>
-      <w:pgMar w:top="1440" w:right="1440" w:bottom="1440" w:left="1440" w:header="708" w:footer="708" w:gutter="0"/>
+      <w:pgSz w:w="11909" w:h="16834"/>
+      <w:pgMar w:top="1152" w:right="1224" w:bottom="1152" w:left="1224" w:header="720" w:footer="720" w:gutter="0"/>
       <w:cols w:space="720"/>
       <w:docGrid w:linePitch="360"/>
     </w:sectPr>
@@ -713,12 +552,14 @@
     <w:qFormat/>
     <w:rsid w:val="00FC693F"/>
     <w:pPr>
-      <w:spacing w:before="0" w:after="80" w:line="276" w:lineRule="auto"/>
+      <w:widowControl/>
+      <w:spacing w:after="120" w:line="269" w:lineRule="auto"/>
     </w:pPr>
     <w:rPr>
-      <w:rFonts w:ascii="Arial" w:hAnsi="Arial" w:eastAsia="Arial"/>
+      <w:rFonts w:ascii="Arial" w:hAnsi="Arial"/>
       <w:color w:val="000000"/>
       <w:sz w:val="22"/>
+      <w:lang w:val="ru-RU"/>
     </w:rPr>
   </w:style>
   <w:style w:type="paragraph" w:styleId="Header">
@@ -1062,18 +903,20 @@
     <w:qFormat/>
     <w:rsid w:val="00FC693F"/>
     <w:pPr>
+      <w:keepNext/>
       <w:pBdr>
         <w:bottom w:val="single" w:sz="8" w:space="4" w:color="4F81BD" w:themeColor="accent1"/>
       </w:pBdr>
-      <w:spacing w:after="300" w:line="240" w:lineRule="auto"/>
+      <w:spacing w:after="280" w:line="240" w:lineRule="auto"/>
       <w:contextualSpacing/>
     </w:pPr>
     <w:rPr>
-      <w:rFonts w:asciiTheme="majorHAnsi" w:eastAsiaTheme="majorEastAsia" w:hAnsiTheme="majorHAnsi" w:cstheme="majorBidi"/>
-      <w:color w:val="17365D" w:themeColor="text2" w:themeShade="BF"/>
+      <w:rFonts w:asciiTheme="majorHAnsi" w:eastAsiaTheme="majorEastAsia" w:hAnsiTheme="majorHAnsi" w:cstheme="majorBidi" w:ascii="Arial" w:hAnsi="Arial"/>
+      <w:b/>
+      <w:color w:val="000000"/>
       <w:spacing w:val="5"/>
       <w:kern w:val="28"/>
-      <w:sz w:val="52"/>
+      <w:sz w:val="34"/>
       <w:szCs w:val="52"/>
     </w:rPr>
   </w:style>
@@ -12402,18 +12245,6 @@
         <w:shd w:val="clear" w:color="auto" w:fill="FBCAA2" w:themeFill="accent6" w:themeFillTint="7F"/>
       </w:tcPr>
     </w:tblStylePr>
-  </w:style>
-  <w:style w:type="paragraph" w:customStyle="1" w:styleId="Moral">
-    <w:name w:val="Moral"/>
-    <w:basedOn w:val="Normal"/>
-    <w:pPr>
-      <w:spacing w:before="80" w:after="0" w:line="276" w:lineRule="auto"/>
-    </w:pPr>
-    <w:rPr>
-      <w:rFonts w:ascii="Arial" w:hAnsi="Arial" w:eastAsia="Arial"/>
-      <w:i/>
-      <w:sz w:val="22"/>
-    </w:rPr>
   </w:style>
 </w:styles>
 </file>

--- a/ru/wisdom-stories/mothers-love.docx
+++ b/ru/wisdom-stories/mothers-love.docx
@@ -55,7 +55,7 @@
         <w:spacing w:after="80"/>
       </w:pPr>
       <w:r>
-        <w:t>Мне семь лет — мама на семинаре, я в школе, рядом учительница.</w:t>
+        <w:t>Мне семь лет — мама на семинаре, я в школе, рядом мой учитель.</w:t>
       </w:r>
     </w:p>
     <w:p>
@@ -93,7 +93,7 @@
     <w:p>
       <w:pPr/>
       <w:r>
-        <w:t>Мне тридцать — я думаю: когда мы с мамой в последний раз хорошо проводили время вместе? Что-то здесь не так.</w:t>
+        <w:t>Мне тридцать — я думаю: когда мы с мамой в последний раз хорошо проводили время вместе? Здесь есть что-то странное.</w:t>
       </w:r>
     </w:p>
     <w:p>
@@ -101,7 +101,7 @@
         <w:spacing w:after="80"/>
       </w:pPr>
       <w:r>
-        <w:t>Мне тридцать пять — я женат. Мама в своём доме, я в своём.</w:t>
+        <w:t>Мне тридцать пять — я в браке. Мама в своём доме, я в своём.</w:t>
       </w:r>
     </w:p>
     <w:p>
@@ -121,13 +121,13 @@
     <w:p>
       <w:pPr/>
       <w:r>
-        <w:t>Мне пятьдесят пять — теперь рядом со мной всегда другая мать, мать моих детей. А моей мамы уже нет; я живу с тоской по ней.</w:t>
+        <w:t>Мне пятьдесят пять — теперь я всегда рядом с одной матерью — матерью моих детей. А моей мамы уже нет; я живу с тоской по ней.</w:t>
       </w:r>
     </w:p>
     <w:p>
       <w:pPr/>
       <w:r>
-        <w:t>Среди повседневных забот мы часто забываем уделять время детям и близким. А дети растут у нас на глазах, и каждое пропущенное мгновение уже не вернуть.</w:t>
+        <w:t>Среди повседневных забот самая серьёзная наша небрежность — порой не уделять достаточно времени детям и близким. Дети — самые драгоценные герои великолепного фильма жизни, который стремительно меняется у нас на глазах. Если не следить, как они растут, прошедшие мгновения уже не вернуть.</w:t>
       </w:r>
     </w:p>
     <w:p>
@@ -139,7 +139,7 @@
     <w:p>
       <w:pPr/>
       <w:r>
-        <w:t>Люби ребёнка сегодня. Обними его, возьми за руку и побудь рядом. Не пропусти сегодняшнюю серию: завтра начнётся уже новая сцена его детства.</w:t>
+        <w:t>Люби ребёнка сегодня. Обними его, возьми за руку и побудь рядом. Не пропусти сегодняшний день его детства: завтра уже будет другой день.</w:t>
       </w:r>
     </w:p>
     <w:p>
@@ -160,11 +160,9 @@
         <w:rPr>
           <w:b/>
         </w:rPr>
-        <w:t>Мораль:</w:t>
+        <w:t>Мораль: Материнская любовь бескорыстна и незаменима. Уделяйте близким время сегодня, потому что время — самое драгоценное из того, что невозможно вернуть.</w:t>
       </w:r>
-      <w:r>
-        <w:t xml:space="preserve"> Материнская любовь бескорыстна и незаменима. Уделяйте близким время сегодня, потому что время — самое драгоценное из того, что невозможно вернуть.</w:t>
-      </w:r>
+      <w:r/>
     </w:p>
     <w:p>
       <w:pPr>
@@ -175,7 +173,7 @@
           <w:i/>
           <w:sz w:val="18"/>
         </w:rPr>
-        <w:t>«История взята из открытых источников Интернета.»</w:t>
+        <w:t>Рассказы взяты из открытых интернет-источников, а иллюстрации созданы с помощью ИИ.</w:t>
       </w:r>
     </w:p>
     <w:sectPr>

--- a/ru/wisdom-stories/mothers-love.docx
+++ b/ru/wisdom-stories/mothers-love.docx
@@ -209,7 +209,7 @@
         <w:rPr>
           <w:lang/>
         </w:rPr>
-        <w:t>В повседневных заботах мы порой откладываем время для самых близких на потом. Дела не кончаются, встречи переносятся, разговоры остаются незавершёнными. Тем временем дети растут, а родители стареют.</w:t>
+        <w:t xml:space="preserve">В повседневных заботах мы порой откладываем общение с самыми близкими на потом. Дела не кончаются, встречи переносятся, разговоры остаются незавершёнными. Тем временем дети растут, а родители стареют.</w:t>
       </w:r>
     </w:p>
     <w:p>
@@ -277,7 +277,7 @@
           <w:bCs/>
           <w:lang/>
         </w:rPr>
-        <w:t>Мораль: Любовь ощущается не только в чувствах, но и во времени и внимании, которые мы дарим друг другу. Завтра не вернёт сегодняшний день, который можно было провести с близкими.</w:t>
+        <w:t>Мораль: Любовь проявляется не только в чувствах, но и во времени и внимании, которые мы дарим друг другу. Завтра не вернёт сегодняшний день, который можно было провести с близкими.</w:t>
       </w:r>
     </w:p>
     <w:p>
